--- a/기획서/01. 기획 및 시스템/게임_소개.docx
+++ b/기획서/01. 기획 및 시스템/게임_소개.docx
@@ -1980,7 +1980,19 @@
         <w:pStyle w:val="FirstParagraph"/>
       </w:pPr>
       <w:r>
-        <w:t xml:space="preserve">세이프 하우스에서 각 구역(챕터)으로 이동할 때, 초중반에는 협회가 확보한 '안전 경로(지하 수로, 구형 열차 등)'를 통해 컷신이나 로딩 화면과 함께 즉시 도달한다. 하지만 후반부로 갈수록(프로젝트 벨카의 진상에 다가갈수록) 이 안전 경로마저 괴이에게 침식당하며, 이동 구간 안착을 위한 돌발 서바이벌 미니게임이 발생하거나 경로가 막혀 우회해야 하는 연출이 추가된다.</w:t>
+        <w:t xml:space="preserve">세이프 하우스에서 각 구역(챕터)으로 이동할 때, 초중반에는 협회가 확보한 '안전 경로(지하 수로, 구형 열차 등)'를 통해 컷신이나 로딩 화면과 함께 즉시 도달한다. 하지만 후반부로 갈수록(프로젝트 벨카의 진상에 다가갈수록) 이 안전 경로마저 괴이에게 침식당하며, 이동 구간 안착을 위한 돌발 서바이벌 미니게임이 발생하거나 경로가 막혀 우회해야 하는 연출이 추가된다. 같은 흐름으로 각 구역에 비치된 수칙서의 오염도 심해지고, 최종적으로는 본부에 보관된 규칙서와 보고서까지 오염된다(</w:t>
+      </w:r>
+      <w:r>
+        <w:rPr>
+          <w:rStyle w:val="VerbatimChar"/>
+        </w:rPr>
+        <w:t xml:space="preserve">공식_설정.md</w:t>
+      </w:r>
+      <w:r>
+        <w:t xml:space="preserve"> </w:t>
+      </w:r>
+      <w:r>
+        <w:t xml:space="preserve">7-1).</w:t>
       </w:r>
     </w:p>
     <w:p>
@@ -4108,6 +4120,240 @@
       <w:sz w:val="20"/>
       <w:szCs w:val="20"/>
     </w:rPr>
+  </w:style>
+  <w:style w:customStyle="1" w:styleId="SourceCode" w:type="paragraph">
+    <w:name w:val="Source Code"/>
+    <w:basedOn w:val="Normal"/>
+    <w:link w:val="VerbatimChar"/>
+    <w:pPr>
+      <w:wordWrap w:val="off"/>
+    </w:pPr>
+  </w:style>
+  <w:style w:customStyle="1" w:styleId="KeywordTok" w:type="character">
+    <w:name w:val="KeywordTok"/>
+    <w:basedOn w:val="VerbatimChar"/>
+    <w:rPr>
+      <w:color w:val="007020"/>
+      <w:b/>
+    </w:rPr>
+  </w:style>
+  <w:style w:customStyle="1" w:styleId="DataTypeTok" w:type="character">
+    <w:name w:val="DataTypeTok"/>
+    <w:basedOn w:val="VerbatimChar"/>
+    <w:rPr>
+      <w:color w:val="902000"/>
+    </w:rPr>
+  </w:style>
+  <w:style w:customStyle="1" w:styleId="DecValTok" w:type="character">
+    <w:name w:val="DecValTok"/>
+    <w:basedOn w:val="VerbatimChar"/>
+    <w:rPr>
+      <w:color w:val="40a070"/>
+    </w:rPr>
+  </w:style>
+  <w:style w:customStyle="1" w:styleId="BaseNTok" w:type="character">
+    <w:name w:val="BaseNTok"/>
+    <w:basedOn w:val="VerbatimChar"/>
+    <w:rPr>
+      <w:color w:val="40a070"/>
+    </w:rPr>
+  </w:style>
+  <w:style w:customStyle="1" w:styleId="FloatTok" w:type="character">
+    <w:name w:val="FloatTok"/>
+    <w:basedOn w:val="VerbatimChar"/>
+    <w:rPr>
+      <w:color w:val="40a070"/>
+    </w:rPr>
+  </w:style>
+  <w:style w:customStyle="1" w:styleId="ConstantTok" w:type="character">
+    <w:name w:val="ConstantTok"/>
+    <w:basedOn w:val="VerbatimChar"/>
+    <w:rPr>
+      <w:color w:val="880000"/>
+    </w:rPr>
+  </w:style>
+  <w:style w:customStyle="1" w:styleId="CharTok" w:type="character">
+    <w:name w:val="CharTok"/>
+    <w:basedOn w:val="VerbatimChar"/>
+    <w:rPr>
+      <w:color w:val="4070a0"/>
+    </w:rPr>
+  </w:style>
+  <w:style w:customStyle="1" w:styleId="SpecialCharTok" w:type="character">
+    <w:name w:val="SpecialCharTok"/>
+    <w:basedOn w:val="VerbatimChar"/>
+    <w:rPr>
+      <w:color w:val="4070a0"/>
+    </w:rPr>
+  </w:style>
+  <w:style w:customStyle="1" w:styleId="StringTok" w:type="character">
+    <w:name w:val="StringTok"/>
+    <w:basedOn w:val="VerbatimChar"/>
+    <w:rPr>
+      <w:color w:val="4070a0"/>
+    </w:rPr>
+  </w:style>
+  <w:style w:customStyle="1" w:styleId="VerbatimStringTok" w:type="character">
+    <w:name w:val="VerbatimStringTok"/>
+    <w:basedOn w:val="VerbatimChar"/>
+    <w:rPr>
+      <w:color w:val="4070a0"/>
+    </w:rPr>
+  </w:style>
+  <w:style w:customStyle="1" w:styleId="SpecialStringTok" w:type="character">
+    <w:name w:val="SpecialStringTok"/>
+    <w:basedOn w:val="VerbatimChar"/>
+    <w:rPr>
+      <w:color w:val="bb6688"/>
+    </w:rPr>
+  </w:style>
+  <w:style w:customStyle="1" w:styleId="ImportTok" w:type="character">
+    <w:name w:val="ImportTok"/>
+    <w:basedOn w:val="VerbatimChar"/>
+    <w:rPr>
+      <w:color w:val="008000"/>
+      <w:b/>
+    </w:rPr>
+  </w:style>
+  <w:style w:customStyle="1" w:styleId="CommentTok" w:type="character">
+    <w:name w:val="CommentTok"/>
+    <w:basedOn w:val="VerbatimChar"/>
+    <w:rPr>
+      <w:color w:val="60a0b0"/>
+      <w:i/>
+    </w:rPr>
+  </w:style>
+  <w:style w:customStyle="1" w:styleId="DocumentationTok" w:type="character">
+    <w:name w:val="DocumentationTok"/>
+    <w:basedOn w:val="VerbatimChar"/>
+    <w:rPr>
+      <w:color w:val="ba2121"/>
+      <w:i/>
+    </w:rPr>
+  </w:style>
+  <w:style w:customStyle="1" w:styleId="AnnotationTok" w:type="character">
+    <w:name w:val="AnnotationTok"/>
+    <w:basedOn w:val="VerbatimChar"/>
+    <w:rPr>
+      <w:color w:val="60a0b0"/>
+      <w:b/>
+      <w:i/>
+    </w:rPr>
+  </w:style>
+  <w:style w:customStyle="1" w:styleId="CommentVarTok" w:type="character">
+    <w:name w:val="CommentVarTok"/>
+    <w:basedOn w:val="VerbatimChar"/>
+    <w:rPr>
+      <w:color w:val="60a0b0"/>
+      <w:b/>
+      <w:i/>
+    </w:rPr>
+  </w:style>
+  <w:style w:customStyle="1" w:styleId="OtherTok" w:type="character">
+    <w:name w:val="OtherTok"/>
+    <w:basedOn w:val="VerbatimChar"/>
+    <w:rPr>
+      <w:color w:val="007020"/>
+    </w:rPr>
+  </w:style>
+  <w:style w:customStyle="1" w:styleId="FunctionTok" w:type="character">
+    <w:name w:val="FunctionTok"/>
+    <w:basedOn w:val="VerbatimChar"/>
+    <w:rPr>
+      <w:color w:val="06287e"/>
+    </w:rPr>
+  </w:style>
+  <w:style w:customStyle="1" w:styleId="VariableTok" w:type="character">
+    <w:name w:val="VariableTok"/>
+    <w:basedOn w:val="VerbatimChar"/>
+    <w:rPr>
+      <w:color w:val="19177c"/>
+    </w:rPr>
+  </w:style>
+  <w:style w:customStyle="1" w:styleId="ControlFlowTok" w:type="character">
+    <w:name w:val="ControlFlowTok"/>
+    <w:basedOn w:val="VerbatimChar"/>
+    <w:rPr>
+      <w:color w:val="007020"/>
+      <w:b/>
+    </w:rPr>
+  </w:style>
+  <w:style w:customStyle="1" w:styleId="OperatorTok" w:type="character">
+    <w:name w:val="OperatorTok"/>
+    <w:basedOn w:val="VerbatimChar"/>
+    <w:rPr>
+      <w:color w:val="666666"/>
+    </w:rPr>
+  </w:style>
+  <w:style w:customStyle="1" w:styleId="BuiltInTok" w:type="character">
+    <w:name w:val="BuiltInTok"/>
+    <w:basedOn w:val="VerbatimChar"/>
+    <w:rPr>
+      <w:color w:val="008000"/>
+    </w:rPr>
+  </w:style>
+  <w:style w:customStyle="1" w:styleId="ExtensionTok" w:type="character">
+    <w:name w:val="ExtensionTok"/>
+    <w:basedOn w:val="VerbatimChar"/>
+    <w:rPr/>
+  </w:style>
+  <w:style w:customStyle="1" w:styleId="PreprocessorTok" w:type="character">
+    <w:name w:val="PreprocessorTok"/>
+    <w:basedOn w:val="VerbatimChar"/>
+    <w:rPr>
+      <w:color w:val="bc7a00"/>
+    </w:rPr>
+  </w:style>
+  <w:style w:customStyle="1" w:styleId="AttributeTok" w:type="character">
+    <w:name w:val="AttributeTok"/>
+    <w:basedOn w:val="VerbatimChar"/>
+    <w:rPr>
+      <w:color w:val="7d9029"/>
+    </w:rPr>
+  </w:style>
+  <w:style w:customStyle="1" w:styleId="RegionMarkerTok" w:type="character">
+    <w:name w:val="RegionMarkerTok"/>
+    <w:basedOn w:val="VerbatimChar"/>
+    <w:rPr/>
+  </w:style>
+  <w:style w:customStyle="1" w:styleId="InformationTok" w:type="character">
+    <w:name w:val="InformationTok"/>
+    <w:basedOn w:val="VerbatimChar"/>
+    <w:rPr>
+      <w:color w:val="60a0b0"/>
+      <w:b/>
+      <w:i/>
+    </w:rPr>
+  </w:style>
+  <w:style w:customStyle="1" w:styleId="WarningTok" w:type="character">
+    <w:name w:val="WarningTok"/>
+    <w:basedOn w:val="VerbatimChar"/>
+    <w:rPr>
+      <w:color w:val="60a0b0"/>
+      <w:b/>
+      <w:i/>
+    </w:rPr>
+  </w:style>
+  <w:style w:customStyle="1" w:styleId="AlertTok" w:type="character">
+    <w:name w:val="AlertTok"/>
+    <w:basedOn w:val="VerbatimChar"/>
+    <w:rPr>
+      <w:color w:val="ff0000"/>
+      <w:b/>
+    </w:rPr>
+  </w:style>
+  <w:style w:customStyle="1" w:styleId="ErrorTok" w:type="character">
+    <w:name w:val="ErrorTok"/>
+    <w:basedOn w:val="VerbatimChar"/>
+    <w:rPr>
+      <w:color w:val="ff0000"/>
+      <w:b/>
+    </w:rPr>
+  </w:style>
+  <w:style w:customStyle="1" w:styleId="NormalTok" w:type="character">
+    <w:name w:val="NormalTok"/>
+    <w:basedOn w:val="VerbatimChar"/>
+    <w:rPr/>
   </w:style>
   <w:style w:type="paragraph" w:customStyle="1" w:styleId="SourceCode">
     <w:name w:val="Source Code"/>
